--- a/p8/submission/world_development_package/03_cover_letter.docx
+++ b/p8/submission/world_development_package/03_cover_letter.docx
@@ -17,7 +17,7 @@
         <w:t xml:space="preserve"> </w:t>
       </w:r>
       <w:r>
-        <w:t xml:space="preserve">Viet Nam — Latvia University of Technology and Economics / Can Tho University</w:t>
+        <w:t xml:space="preserve">School of Economics, Can Tho University (CTU)</w:t>
       </w:r>
       <w:r>
         <w:t xml:space="preserve"> </w:t>
@@ -158,7 +158,7 @@
         <w:t xml:space="preserve"> </w:t>
       </w:r>
       <w:r>
-        <w:t xml:space="preserve">relationship between internationalization intensity and labor productivity, with no statistically significant turning point. We introduce the concept of the</w:t>
+        <w:t xml:space="preserve">relationship between internationalization intensity and labor productivity, with no statistically significant turning point. We label this firm-level outcome the</w:t>
       </w:r>
       <w:r>
         <w:t xml:space="preserve"> </w:t>
@@ -174,7 +174,7 @@
         <w:t xml:space="preserve"> </w:t>
       </w:r>
       <w:r>
-        <w:t xml:space="preserve">— defined as the persistent negative I-P relationship that emerges when three structural prerequisites of the inverted-U are simultaneously absent: (1) a viable domestic market, (2) manageable trade costs, and (3) functional institutional support for international market access.</w:t>
+        <w:t xml:space="preserve">— the persistent negative I-P relationship that emerges when the three structural prerequisites of the inverted-U documented in the foundational SIDS literature (Briguglio, 1995; Bertram, 2006 MIRAB; Briguglio et al., 2009) are simultaneously absent: (1) a viable domestic market, (2) manageable trade costs, and (3) functional institutional support for international market access. Our contribution is the firm-level operationalization of these macro-level SIDS constraints and the demonstration that they leave a recoverable firm-level signature in the sign of the FSTS coefficient.</w:t>
       </w:r>
     </w:p>
     <w:p>
@@ -383,13 +383,36 @@
         <w:t xml:space="preserve"> </w:t>
       </w:r>
       <w:r>
-        <w:t xml:space="preserve">Corresponding Author</w:t>
-      </w:r>
-      <w:r>
-        <w:t xml:space="preserve"> </w:t>
-      </w:r>
-      <w:r>
-        <w:t xml:space="preserve">[email] | ORCID: [ORCID]</w:t>
+        <w:t xml:space="preserve">(Do Thuy Huong)</w:t>
+      </w:r>
+      <w:r>
+        <w:t xml:space="preserve"> </w:t>
+      </w:r>
+      <w:r>
+        <w:t xml:space="preserve">School of Economics, Can Tho University (CTU), Viet Nam</w:t>
+      </w:r>
+      <w:r>
+        <w:t xml:space="preserve"> </w:t>
+      </w:r>
+      <w:r>
+        <w:t xml:space="preserve">Email:</w:t>
+      </w:r>
+      <w:r>
+        <w:t xml:space="preserve"> </w:t>
+      </w:r>
+      <w:hyperlink r:id="rId20">
+        <w:r>
+          <w:rPr>
+            <w:rStyle w:val="Hyperlink"/>
+          </w:rPr>
+          <w:t xml:space="preserve">huongp1323001@gstudent.ctu.edu.vn</w:t>
+        </w:r>
+      </w:hyperlink>
+      <w:r>
+        <w:t xml:space="preserve"> </w:t>
+      </w:r>
+      <w:r>
+        <w:t xml:space="preserve">| ORCID: 0000-0002-7711-2487</w:t>
       </w:r>
     </w:p>
     <w:p>
@@ -401,25 +424,58 @@
           <w:bCs/>
           <w:b/>
         </w:rPr>
-        <w:t xml:space="preserve">Phan Anh Tú</w:t>
-      </w:r>
-      <w:r>
-        <w:t xml:space="preserve"> </w:t>
-      </w:r>
-      <w:r>
-        <w:t xml:space="preserve">Co-author</w:t>
-      </w:r>
-      <w:r>
-        <w:t xml:space="preserve"> </w:t>
-      </w:r>
-      <w:r>
-        <w:t xml:space="preserve">Can Tho University</w:t>
-      </w:r>
-      <w:r>
-        <w:t xml:space="preserve"> </w:t>
-      </w:r>
-      <w:r>
-        <w:t xml:space="preserve">[email] | ORCID: [ORCID]</w:t>
+        <w:t xml:space="preserve">PGS.TS. Phan Anh Tú</w:t>
+      </w:r>
+      <w:r>
+        <w:t xml:space="preserve"> </w:t>
+      </w:r>
+      <w:r>
+        <w:t xml:space="preserve">(Phan Anh Tu)</w:t>
+      </w:r>
+      <w:r>
+        <w:t xml:space="preserve"> </w:t>
+      </w:r>
+      <w:r>
+        <w:rPr>
+          <w:iCs/>
+          <w:i/>
+        </w:rPr>
+        <w:t xml:space="preserve">(Corresponding author)</w:t>
+      </w:r>
+      <w:r>
+        <w:t xml:space="preserve"> </w:t>
+      </w:r>
+      <w:r>
+        <w:t xml:space="preserve">Associate Professor, School of Economics</w:t>
+      </w:r>
+      <w:r>
+        <w:t xml:space="preserve"> </w:t>
+      </w:r>
+      <w:r>
+        <w:t xml:space="preserve">Can Tho University (CTU), Viet Nam</w:t>
+      </w:r>
+      <w:r>
+        <w:t xml:space="preserve"> </w:t>
+      </w:r>
+      <w:r>
+        <w:t xml:space="preserve">Email:</w:t>
+      </w:r>
+      <w:r>
+        <w:t xml:space="preserve"> </w:t>
+      </w:r>
+      <w:hyperlink r:id="rId21">
+        <w:r>
+          <w:rPr>
+            <w:rStyle w:val="Hyperlink"/>
+          </w:rPr>
+          <w:t xml:space="preserve">patu@ctu.edu.vn</w:t>
+        </w:r>
+      </w:hyperlink>
+      <w:r>
+        <w:t xml:space="preserve"> </w:t>
+      </w:r>
+      <w:r>
+        <w:t xml:space="preserve">| ORCID: 0000-0003-0667-3137</w:t>
       </w:r>
     </w:p>
     <w:sectPr>

--- a/p8/submission/world_development_package/03_cover_letter.docx
+++ b/p8/submission/world_development_package/03_cover_letter.docx
@@ -405,7 +405,7 @@
           <w:rPr>
             <w:rStyle w:val="Hyperlink"/>
           </w:rPr>
-          <w:t xml:space="preserve">huongp1323001@gstudent.ctu.edu.vn</w:t>
+          <w:t xml:space="preserve">thuyhuongctu@gmail.com</w:t>
         </w:r>
       </w:hyperlink>
       <w:r>

--- a/p8/submission/world_development_package/03_cover_letter.docx
+++ b/p8/submission/world_development_package/03_cover_letter.docx
@@ -17,7 +17,7 @@
         <w:t xml:space="preserve"> </w:t>
       </w:r>
       <w:r>
-        <w:t xml:space="preserve">Viet Nam — Latvia University of Technology and Economics / Can Tho University</w:t>
+        <w:t xml:space="preserve">Vietnam–Latvia University of Technology and Economics / Can Tho University</w:t>
       </w:r>
       <w:r>
         <w:t xml:space="preserve"> </w:t>
@@ -136,7 +136,7 @@
           <w:bCs/>
           <w:b/>
         </w:rPr>
-        <w:t xml:space="preserve">1,469 firms across nine Pacific SIDS economies</w:t>
+        <w:t xml:space="preserve">959 firms across seven Pacific SIDS economies</w:t>
       </w:r>
       <w:r>
         <w:t xml:space="preserve"> </w:t>
@@ -171,10 +171,7 @@
         <w:t xml:space="preserve">Forced Internationalization Penalty (FIP)</w:t>
       </w:r>
       <w:r>
-        <w:t xml:space="preserve"> </w:t>
-      </w:r>
-      <w:r>
-        <w:t xml:space="preserve">— defined as the persistent negative I-P relationship that emerges when three structural prerequisites of the inverted-U are simultaneously absent: (1) a viable domestic market, (2) manageable trade costs, and (3) functional institutional support for international market access.</w:t>
+        <w:t xml:space="preserve">, defined as the persistent negative I-P relationship that emerges when three structural prerequisites of the inverted-U are simultaneously absent: (1) a viable domestic market, (2) manageable trade costs, and (3) functional institutional support for international market access.</w:t>
       </w:r>
     </w:p>
     <w:p>
@@ -211,7 +208,7 @@
         <w:t xml:space="preserve">Theoretical</w:t>
       </w:r>
       <w:r>
-        <w:t xml:space="preserve">: FIP shifts the debate on institutional effects from "institutional moderation of I-P intensity" to "institutional determination of I-P sign" — a qualitative, not merely quantitative, departure from the inverted-U framework.</w:t>
+        <w:t xml:space="preserve">: FIP shifts the debate on institutional effects from "institutional moderation of I-P intensity" to "institutional determination of I-P sign", a qualitative, not merely quantitative, departure from the inverted-U framework.</w:t>
       </w:r>
     </w:p>
     <w:p>
@@ -230,7 +227,7 @@
         <w:t xml:space="preserve">Empirical</w:t>
       </w:r>
       <w:r>
-        <w:t xml:space="preserve">: This is among the most comprehensive firm-level I-P analyses in Pacific SIDS, with results robust across four specifications (primary: β = −0.404, p = .032; year-FE only: β = −1.236, p &lt; .001; exporters-only: β = −0.901, p = .027).</w:t>
+        <w:t xml:space="preserve">: This is among the most comprehensive firm-level I-P analyses in Pacific SIDS, with results robust across four specifications (primary: β = −1.339, p &lt; .001; year-FE only: β = −3.351, p &lt; .001; bivariate: β = −0.864, p = .050; exporters-only: β = −1.176, p = .130, n.s.).</w:t>
       </w:r>
     </w:p>
     <w:p>
@@ -422,10 +419,7 @@
         <w:t xml:space="preserve">[email] | ORCID: [ORCID]</w:t>
       </w:r>
     </w:p>
-    <w:sectPr>
-      <w:pgSz w:h="16838" w:w="11906"/>
-      <w:pgMar w:bottom="1417" w:left="1417" w:right="1417" w:top="1417"/>
-    </w:sectPr>
+    <w:sectPr/>
   </w:body>
 </w:document>
 </file>
@@ -673,59 +667,29 @@
   <w:style w:default="1" w:styleId="Normal" w:type="paragraph">
     <w:name w:val="Normal"/>
     <w:qFormat/>
-    <w:pPr>
-      <w:spacing w:line="276" w:lineRule="auto"/>
-      <w:jc w:val="both"/>
-    </w:pPr>
-    <w:rPr>
-      <w:rFonts w:ascii="Times New Roman" w:eastAsia="Times New Roman" w:hAnsi="Times New Roman"/>
-      <w:color w:val="000000"/>
-      <w:sz w:val="24"/>
-    </w:rPr>
   </w:style>
   <w:style w:styleId="BodyText" w:type="paragraph">
     <w:name w:val="Body Text"/>
     <w:basedOn w:val="Normal"/>
     <w:link w:val="BodyTextChar"/>
     <w:pPr>
-      <w:spacing w:after="180" w:before="180" w:line="276" w:lineRule="auto"/>
-      <w:jc w:val="both"/>
-    </w:pPr>
-    <w:qFormat/>
-    <w:rPr>
-      <w:rFonts w:ascii="Times New Roman" w:eastAsia="Times New Roman" w:hAnsi="Times New Roman"/>
-      <w:color w:val="000000"/>
-      <w:sz w:val="24"/>
-    </w:rPr>
+      <w:spacing w:after="180" w:before="180"/>
+    </w:pPr>
+    <w:qFormat/>
   </w:style>
   <w:style w:customStyle="1" w:styleId="FirstParagraph" w:type="paragraph">
     <w:name w:val="First Paragraph"/>
     <w:basedOn w:val="BodyText"/>
     <w:next w:val="BodyText"/>
     <w:qFormat/>
-    <w:pPr>
-      <w:spacing w:line="276" w:lineRule="auto"/>
-      <w:jc w:val="both"/>
-    </w:pPr>
-    <w:rPr>
-      <w:rFonts w:ascii="Times New Roman" w:eastAsia="Times New Roman" w:hAnsi="Times New Roman"/>
-      <w:color w:val="000000"/>
-      <w:sz w:val="24"/>
-    </w:rPr>
   </w:style>
   <w:style w:customStyle="1" w:styleId="Compact" w:type="paragraph">
     <w:name w:val="Compact"/>
     <w:basedOn w:val="BodyText"/>
     <w:qFormat/>
     <w:pPr>
-      <w:spacing w:after="36" w:before="36" w:line="276" w:lineRule="auto"/>
-      <w:jc w:val="both"/>
-    </w:pPr>
-    <w:rPr>
-      <w:rFonts w:ascii="Times New Roman" w:eastAsia="Times New Roman" w:hAnsi="Times New Roman"/>
-      <w:color w:val="000000"/>
-      <w:sz w:val="24"/>
-    </w:rPr>
+      <w:spacing w:after="36" w:before="36"/>
+    </w:pPr>
   </w:style>
   <w:style w:styleId="Title" w:type="paragraph">
     <w:name w:val="Title"/>
@@ -735,15 +699,15 @@
     <w:pPr>
       <w:keepNext/>
       <w:keepLines/>
-      <w:spacing w:after="240" w:before="480" w:line="276" w:lineRule="auto"/>
-      <w:jc w:val="both"/>
-    </w:pPr>
-    <w:rPr>
-      <w:rFonts w:ascii="Times New Roman" w:asciiTheme="majorHAnsi" w:cstheme="majorBidi" w:eastAsia="Times New Roman" w:eastAsiaTheme="majorEastAsia" w:hAnsi="Times New Roman" w:hAnsiTheme="majorHAnsi"/>
+      <w:spacing w:after="240" w:before="480"/>
+      <w:jc w:val="center"/>
+    </w:pPr>
+    <w:rPr>
+      <w:rFonts w:asciiTheme="majorHAnsi" w:cstheme="majorBidi" w:eastAsiaTheme="majorEastAsia" w:hAnsiTheme="majorHAnsi"/>
       <w:b/>
       <w:bCs/>
-      <w:color w:val="000000"/>
-      <w:sz w:val="24"/>
+      <w:color w:themeColor="accent1" w:themeShade="B5" w:val="345A8A"/>
+      <w:sz w:val="36"/>
       <w:szCs w:val="36"/>
     </w:rPr>
   </w:style>
@@ -755,13 +719,11 @@
     <w:pPr>
       <w:keepNext/>
       <w:keepLines/>
-      <w:spacing w:after="240" w:before="240" w:line="276" w:lineRule="auto"/>
-      <w:jc w:val="both"/>
-    </w:pPr>
-    <w:rPr>
-      <w:rFonts w:ascii="Times New Roman" w:eastAsia="Times New Roman" w:hAnsi="Times New Roman"/>
-      <w:color w:val="000000"/>
-      <w:sz w:val="24"/>
+      <w:spacing w:after="240" w:before="240"/>
+      <w:jc w:val="center"/>
+    </w:pPr>
+    <w:rPr>
+      <w:sz w:val="30"/>
       <w:szCs w:val="30"/>
     </w:rPr>
   </w:style>
@@ -772,14 +734,8 @@
     <w:pPr>
       <w:keepNext/>
       <w:keepLines/>
-      <w:spacing w:line="276" w:lineRule="auto"/>
-      <w:jc w:val="both"/>
-    </w:pPr>
-    <w:rPr>
-      <w:rFonts w:ascii="Times New Roman" w:eastAsia="Times New Roman" w:hAnsi="Times New Roman"/>
-      <w:color w:val="000000"/>
-      <w:sz w:val="24"/>
-    </w:rPr>
+      <w:jc w:val="center"/>
+    </w:pPr>
   </w:style>
   <w:style w:styleId="Date" w:type="paragraph">
     <w:name w:val="Date"/>
@@ -788,14 +744,8 @@
     <w:pPr>
       <w:keepNext/>
       <w:keepLines/>
-      <w:spacing w:line="276" w:lineRule="auto"/>
-      <w:jc w:val="both"/>
-    </w:pPr>
-    <w:rPr>
-      <w:rFonts w:ascii="Times New Roman" w:eastAsia="Times New Roman" w:hAnsi="Times New Roman"/>
-      <w:color w:val="000000"/>
-      <w:sz w:val="24"/>
-    </w:rPr>
+      <w:jc w:val="center"/>
+    </w:pPr>
   </w:style>
   <w:style w:customStyle="1" w:styleId="AbstractTitle" w:type="paragraph">
     <w:name w:val="Abstract Title"/>
@@ -805,15 +755,15 @@
     <w:pPr>
       <w:keepNext/>
       <w:keepLines/>
-      <w:jc w:val="both"/>
-      <w:spacing w:after="0" w:before="300" w:line="276" w:lineRule="auto"/>
-    </w:pPr>
-    <w:rPr>
-      <w:color w:val="000000"/>
-      <w:sz w:val="24"/>
+      <w:jc w:val="center"/>
+      <w:spacing w:after="0" w:before="300"/>
+    </w:pPr>
+    <w:rPr>
+      <w:sz w:val="20"/>
       <w:szCs w:val="20"/>
-      <w:rFonts w:ascii="Times New Roman" w:eastAsia="Times New Roman" w:hAnsi="Times New Roman"/>
       <w:b/>
+      <w:color w:val="345A8A"/>
+      &gt;
     </w:rPr>
   </w:style>
   <w:style w:customStyle="1" w:styleId="Abstract" w:type="paragraph">
@@ -824,13 +774,10 @@
     <w:pPr>
       <w:keepNext/>
       <w:keepLines/>
-      <w:spacing w:after="300" w:before="100" w:line="276" w:lineRule="auto"/>
-      <w:jc w:val="both"/>
-    </w:pPr>
-    <w:rPr>
-      <w:rFonts w:ascii="Times New Roman" w:eastAsia="Times New Roman" w:hAnsi="Times New Roman"/>
-      <w:color w:val="000000"/>
-      <w:sz w:val="24"/>
+      <w:spacing w:after="300" w:before="100"/>
+    </w:pPr>
+    <w:rPr>
+      <w:sz w:val="20"/>
       <w:szCs w:val="20"/>
     </w:rPr>
   </w:style>
@@ -839,15 +786,8 @@
     <w:basedOn w:val="Normal"/>
     <w:next w:val="Bibliography"/>
     <w:qFormat/>
-    <w:pPr>
-      <w:spacing w:line="276" w:lineRule="auto"/>
-      <w:jc w:val="both"/>
-    </w:pPr>
-    <w:rPr>
-      <w:rFonts w:ascii="Times New Roman" w:eastAsia="Times New Roman" w:hAnsi="Times New Roman"/>
-      <w:color w:val="000000"/>
-      <w:sz w:val="24"/>
-    </w:rPr>
+    <w:pPr/>
+    <w:rPr/>
   </w:style>
   <w:style w:styleId="Heading1" w:type="paragraph">
     <w:name w:val="Heading 1"/>
@@ -858,16 +798,15 @@
     <w:pPr>
       <w:keepNext/>
       <w:keepLines/>
-      <w:spacing w:after="0" w:before="480" w:line="276" w:lineRule="auto"/>
-      <w:jc w:val="both"/>
+      <w:spacing w:after="0" w:before="480"/>
       <w:outlineLvl w:val="0"/>
     </w:pPr>
     <w:rPr>
-      <w:rFonts w:ascii="Times New Roman" w:asciiTheme="majorHAnsi" w:cstheme="majorBidi" w:eastAsia="Times New Roman" w:eastAsiaTheme="majorEastAsia" w:hAnsi="Times New Roman" w:hAnsiTheme="majorHAnsi"/>
+      <w:rFonts w:asciiTheme="majorHAnsi" w:cstheme="majorBidi" w:eastAsiaTheme="majorEastAsia" w:hAnsiTheme="majorHAnsi"/>
       <w:b/>
       <w:bCs/>
-      <w:color w:val="000000"/>
-      <w:sz w:val="24"/>
+      <w:color w:themeColor="accent1" w:val="4F81BD"/>
+      <w:sz w:val="32"/>
       <w:szCs w:val="32"/>
     </w:rPr>
   </w:style>
@@ -881,16 +820,15 @@
     <w:pPr>
       <w:keepNext/>
       <w:keepLines/>
-      <w:spacing w:after="0" w:before="200" w:line="276" w:lineRule="auto"/>
-      <w:jc w:val="both"/>
+      <w:spacing w:after="0" w:before="200"/>
       <w:outlineLvl w:val="1"/>
     </w:pPr>
     <w:rPr>
-      <w:rFonts w:ascii="Times New Roman" w:asciiTheme="majorHAnsi" w:cstheme="majorBidi" w:eastAsia="Times New Roman" w:eastAsiaTheme="majorEastAsia" w:hAnsi="Times New Roman" w:hAnsiTheme="majorHAnsi"/>
+      <w:rFonts w:asciiTheme="majorHAnsi" w:cstheme="majorBidi" w:eastAsiaTheme="majorEastAsia" w:hAnsiTheme="majorHAnsi"/>
       <w:b/>
       <w:bCs/>
-      <w:color w:val="000000"/>
-      <w:sz w:val="24"/>
+      <w:color w:themeColor="accent1" w:val="4F81BD"/>
+      <w:sz w:val="28"/>
       <w:szCs w:val="28"/>
     </w:rPr>
   </w:style>
@@ -904,15 +842,14 @@
     <w:pPr>
       <w:keepNext/>
       <w:keepLines/>
-      <w:spacing w:after="0" w:before="200" w:line="276" w:lineRule="auto"/>
-      <w:jc w:val="both"/>
+      <w:spacing w:after="0" w:before="200"/>
       <w:outlineLvl w:val="2"/>
     </w:pPr>
     <w:rPr>
-      <w:rFonts w:ascii="Times New Roman" w:asciiTheme="majorHAnsi" w:cstheme="majorBidi" w:eastAsia="Times New Roman" w:eastAsiaTheme="majorEastAsia" w:hAnsi="Times New Roman" w:hAnsiTheme="majorHAnsi"/>
+      <w:rFonts w:asciiTheme="majorHAnsi" w:cstheme="majorBidi" w:eastAsiaTheme="majorEastAsia" w:hAnsiTheme="majorHAnsi"/>
       <w:b/>
       <w:bCs/>
-      <w:color w:val="000000"/>
+      <w:color w:themeColor="accent1" w:val="4F81BD"/>
       <w:sz w:val="24"/>
       <w:szCs w:val="24"/>
     </w:rPr>
@@ -927,15 +864,14 @@
     <w:pPr>
       <w:keepNext/>
       <w:keepLines/>
-      <w:spacing w:after="0" w:before="200" w:line="276" w:lineRule="auto"/>
-      <w:jc w:val="both"/>
+      <w:spacing w:after="0" w:before="200"/>
       <w:outlineLvl w:val="3"/>
     </w:pPr>
     <w:rPr>
-      <w:rFonts w:ascii="Times New Roman" w:asciiTheme="majorHAnsi" w:cstheme="majorBidi" w:eastAsia="Times New Roman" w:eastAsiaTheme="majorEastAsia" w:hAnsi="Times New Roman" w:hAnsiTheme="majorHAnsi"/>
+      <w:rFonts w:asciiTheme="majorHAnsi" w:cstheme="majorBidi" w:eastAsiaTheme="majorEastAsia" w:hAnsiTheme="majorHAnsi"/>
       <w:i/>
       <w:bCs/>
-      <w:color w:val="000000"/>
+      <w:color w:themeColor="accent1" w:val="4F81BD"/>
       <w:sz w:val="24"/>
       <w:szCs w:val="24"/>
     </w:rPr>
@@ -950,14 +886,13 @@
     <w:pPr>
       <w:keepNext/>
       <w:keepLines/>
-      <w:spacing w:after="0" w:before="200" w:line="276" w:lineRule="auto"/>
-      <w:jc w:val="both"/>
+      <w:spacing w:after="0" w:before="200"/>
       <w:outlineLvl w:val="4"/>
     </w:pPr>
     <w:rPr>
-      <w:rFonts w:ascii="Times New Roman" w:asciiTheme="majorHAnsi" w:cstheme="majorBidi" w:eastAsia="Times New Roman" w:eastAsiaTheme="majorEastAsia" w:hAnsi="Times New Roman" w:hAnsiTheme="majorHAnsi"/>
+      <w:rFonts w:asciiTheme="majorHAnsi" w:cstheme="majorBidi" w:eastAsiaTheme="majorEastAsia" w:hAnsiTheme="majorHAnsi"/>
       <w:iCs/>
-      <w:color w:val="000000"/>
+      <w:color w:themeColor="accent1" w:val="4F81BD"/>
       <w:sz w:val="24"/>
       <w:szCs w:val="24"/>
     </w:rPr>
@@ -972,13 +907,12 @@
     <w:pPr>
       <w:keepNext/>
       <w:keepLines/>
-      <w:spacing w:after="0" w:before="200" w:line="276" w:lineRule="auto"/>
-      <w:jc w:val="both"/>
+      <w:spacing w:after="0" w:before="200"/>
       <w:outlineLvl w:val="5"/>
     </w:pPr>
     <w:rPr>
-      <w:rFonts w:ascii="Times New Roman" w:asciiTheme="majorHAnsi" w:cstheme="majorBidi" w:eastAsia="Times New Roman" w:eastAsiaTheme="majorEastAsia" w:hAnsi="Times New Roman" w:hAnsiTheme="majorHAnsi"/>
-      <w:color w:val="000000"/>
+      <w:rFonts w:asciiTheme="majorHAnsi" w:cstheme="majorBidi" w:eastAsiaTheme="majorEastAsia" w:hAnsiTheme="majorHAnsi"/>
+      <w:color w:themeColor="accent1" w:val="4F81BD"/>
       <w:sz w:val="24"/>
       <w:szCs w:val="24"/>
     </w:rPr>
@@ -993,13 +927,12 @@
     <w:pPr>
       <w:keepNext/>
       <w:keepLines/>
-      <w:spacing w:after="0" w:before="200" w:line="276" w:lineRule="auto"/>
-      <w:jc w:val="both"/>
+      <w:spacing w:after="0" w:before="200"/>
       <w:outlineLvl w:val="6"/>
     </w:pPr>
     <w:rPr>
-      <w:rFonts w:ascii="Times New Roman" w:asciiTheme="majorHAnsi" w:cstheme="majorBidi" w:eastAsia="Times New Roman" w:eastAsiaTheme="majorEastAsia" w:hAnsi="Times New Roman" w:hAnsiTheme="majorHAnsi"/>
-      <w:color w:val="000000"/>
+      <w:rFonts w:asciiTheme="majorHAnsi" w:cstheme="majorBidi" w:eastAsiaTheme="majorEastAsia" w:hAnsiTheme="majorHAnsi"/>
+      <w:color w:themeColor="accent1" w:val="4F81BD"/>
       <w:sz w:val="24"/>
       <w:szCs w:val="24"/>
     </w:rPr>
@@ -1014,13 +947,12 @@
     <w:pPr>
       <w:keepNext/>
       <w:keepLines/>
-      <w:spacing w:after="0" w:before="200" w:line="276" w:lineRule="auto"/>
-      <w:jc w:val="both"/>
+      <w:spacing w:after="0" w:before="200"/>
       <w:outlineLvl w:val="7"/>
     </w:pPr>
     <w:rPr>
-      <w:rFonts w:ascii="Times New Roman" w:asciiTheme="majorHAnsi" w:cstheme="majorBidi" w:eastAsia="Times New Roman" w:eastAsiaTheme="majorEastAsia" w:hAnsi="Times New Roman" w:hAnsiTheme="majorHAnsi"/>
-      <w:color w:val="000000"/>
+      <w:rFonts w:asciiTheme="majorHAnsi" w:cstheme="majorBidi" w:eastAsiaTheme="majorEastAsia" w:hAnsiTheme="majorHAnsi"/>
+      <w:color w:themeColor="accent1" w:val="4F81BD"/>
       <w:sz w:val="24"/>
       <w:szCs w:val="24"/>
     </w:rPr>
@@ -1035,13 +967,12 @@
     <w:pPr>
       <w:keepNext/>
       <w:keepLines/>
-      <w:spacing w:after="0" w:before="200" w:line="276" w:lineRule="auto"/>
-      <w:jc w:val="both"/>
+      <w:spacing w:after="0" w:before="200"/>
       <w:outlineLvl w:val="8"/>
     </w:pPr>
     <w:rPr>
-      <w:rFonts w:ascii="Times New Roman" w:asciiTheme="majorHAnsi" w:cstheme="majorBidi" w:eastAsia="Times New Roman" w:eastAsiaTheme="majorEastAsia" w:hAnsi="Times New Roman" w:hAnsiTheme="majorHAnsi"/>
-      <w:color w:val="000000"/>
+      <w:rFonts w:asciiTheme="majorHAnsi" w:cstheme="majorBidi" w:eastAsiaTheme="majorEastAsia" w:hAnsiTheme="majorHAnsi"/>
+      <w:color w:themeColor="accent1" w:val="4F81BD"/>
       <w:sz w:val="24"/>
       <w:szCs w:val="24"/>
     </w:rPr>
@@ -1054,15 +985,9 @@
     <w:unhideWhenUsed/>
     <w:qFormat/>
     <w:pPr>
-      <w:spacing w:after="100" w:before="100" w:line="276" w:lineRule="auto"/>
+      <w:spacing w:after="100" w:before="100"/>
       <w:ind w:firstLine="0" w:left="480" w:right="480"/>
-      <w:jc w:val="both"/>
-    </w:pPr>
-    <w:rPr>
-      <w:rFonts w:ascii="Times New Roman" w:eastAsia="Times New Roman" w:hAnsi="Times New Roman"/>
-      <w:color w:val="000000"/>
-      <w:sz w:val="24"/>
-    </w:rPr>
+    </w:pPr>
   </w:style>
   <w:style w:styleId="FootnoteText" w:type="paragraph">
     <w:name w:val="Footnote Text"/>
@@ -1071,25 +996,11 @@
     <w:uiPriority w:val="9"/>
     <w:unhideWhenUsed/>
     <w:qFormat/>
-    <w:pPr>
-      <w:spacing w:line="276" w:lineRule="auto"/>
-      <w:jc w:val="both"/>
-    </w:pPr>
-    <w:rPr>
-      <w:rFonts w:ascii="Times New Roman" w:eastAsia="Times New Roman" w:hAnsi="Times New Roman"/>
-      <w:color w:val="000000"/>
-      <w:sz w:val="24"/>
-    </w:rPr>
   </w:style>
   <w:style w:default="1" w:styleId="DefaultParagraphFont" w:type="character">
     <w:name w:val="Default Paragraph Font"/>
     <w:semiHidden/>
     <w:unhideWhenUsed/>
-    <w:rPr>
-      <w:rFonts w:ascii="Times New Roman" w:eastAsia="Times New Roman" w:hAnsi="Times New Roman"/>
-      <w:color w:val="000000"/>
-      <w:sz w:val="24"/>
-    </w:rPr>
   </w:style>
   <w:style w:default="1" w:styleId="Table" w:type="table">
     <w:name w:val="Table"/>
@@ -1097,15 +1008,6 @@
     <w:semiHidden/>
     <w:unhideWhenUsed/>
     <w:qFormat/>
-    <w:pPr>
-      <w:spacing w:line="276" w:lineRule="auto"/>
-      <w:jc w:val="both"/>
-    </w:pPr>
-    <w:rPr>
-      <w:rFonts w:ascii="Times New Roman" w:eastAsia="Times New Roman" w:hAnsi="Times New Roman"/>
-      <w:color w:val="000000"/>
-      <w:sz w:val="24"/>
-    </w:rPr>
     <w:tblPr>
       <w:tblInd w:type="dxa" w:w="0"/>
       <w:tblCellMar>
@@ -1138,42 +1040,25 @@
     <w:pPr>
       <w:keepNext/>
       <w:keepLines/>
-      <w:spacing w:after="0" w:line="276" w:lineRule="auto"/>
-      <w:jc w:val="both"/>
-    </w:pPr>
-    <w:rPr>
-      <w:rFonts w:ascii="Times New Roman" w:eastAsia="Times New Roman" w:hAnsi="Times New Roman"/>
+      <w:spacing w:after="0"/>
+    </w:pPr>
+    <w:rPr>
       <w:b/>
-      <w:color w:val="000000"/>
-      <w:sz w:val="24"/>
     </w:rPr>
   </w:style>
   <w:style w:customStyle="1" w:styleId="Definition" w:type="paragraph">
     <w:name w:val="Definition"/>
     <w:basedOn w:val="Normal"/>
-    <w:pPr>
-      <w:spacing w:line="276" w:lineRule="auto"/>
-      <w:jc w:val="both"/>
-    </w:pPr>
-    <w:rPr>
-      <w:rFonts w:ascii="Times New Roman" w:eastAsia="Times New Roman" w:hAnsi="Times New Roman"/>
-      <w:color w:val="000000"/>
-      <w:sz w:val="24"/>
-    </w:rPr>
   </w:style>
   <w:style w:styleId="Caption" w:type="paragraph">
     <w:name w:val="Caption"/>
     <w:basedOn w:val="Normal"/>
     <w:link w:val="BodyTextChar"/>
     <w:pPr>
-      <w:spacing w:after="120" w:before="0" w:line="276" w:lineRule="auto"/>
-      <w:jc w:val="both"/>
-    </w:pPr>
-    <w:rPr>
-      <w:rFonts w:ascii="Times New Roman" w:eastAsia="Times New Roman" w:hAnsi="Times New Roman"/>
+      <w:spacing w:after="120" w:before="0"/>
+    </w:pPr>
+    <w:rPr>
       <w:i/>
-      <w:color w:val="000000"/>
-      <w:sz w:val="24"/>
     </w:rPr>
   </w:style>
   <w:style w:customStyle="1" w:styleId="TableCaption" w:type="paragraph">
@@ -1181,90 +1066,44 @@
     <w:basedOn w:val="Caption"/>
     <w:pPr>
       <w:keepNext/>
-      <w:spacing w:line="276" w:lineRule="auto"/>
-      <w:jc w:val="both"/>
-    </w:pPr>
-    <w:rPr>
-      <w:rFonts w:ascii="Times New Roman" w:eastAsia="Times New Roman" w:hAnsi="Times New Roman"/>
-      <w:color w:val="000000"/>
-      <w:sz w:val="24"/>
-    </w:rPr>
+    </w:pPr>
   </w:style>
   <w:style w:customStyle="1" w:styleId="ImageCaption" w:type="paragraph">
     <w:name w:val="Image Caption"/>
     <w:basedOn w:val="Caption"/>
-    <w:pPr>
-      <w:spacing w:line="276" w:lineRule="auto"/>
-      <w:jc w:val="both"/>
-    </w:pPr>
-    <w:rPr>
-      <w:rFonts w:ascii="Times New Roman" w:eastAsia="Times New Roman" w:hAnsi="Times New Roman"/>
-      <w:color w:val="000000"/>
-      <w:sz w:val="24"/>
-    </w:rPr>
   </w:style>
   <w:style w:customStyle="1" w:styleId="Figure" w:type="paragraph">
     <w:name w:val="Figure"/>
     <w:basedOn w:val="Normal"/>
-    <w:pPr>
-      <w:spacing w:line="276" w:lineRule="auto"/>
-      <w:jc w:val="both"/>
-    </w:pPr>
-    <w:rPr>
-      <w:rFonts w:ascii="Times New Roman" w:eastAsia="Times New Roman" w:hAnsi="Times New Roman"/>
-      <w:color w:val="000000"/>
-      <w:sz w:val="24"/>
-    </w:rPr>
   </w:style>
   <w:style w:customStyle="1" w:styleId="CaptionedFigure" w:type="paragraph">
     <w:name w:val="Captioned Figure"/>
     <w:basedOn w:val="Figure"/>
     <w:pPr>
       <w:keepNext/>
-      <w:spacing w:line="276" w:lineRule="auto"/>
-      <w:jc w:val="both"/>
-    </w:pPr>
-    <w:rPr>
-      <w:rFonts w:ascii="Times New Roman" w:eastAsia="Times New Roman" w:hAnsi="Times New Roman"/>
-      <w:color w:val="000000"/>
-      <w:sz w:val="24"/>
-    </w:rPr>
+    </w:pPr>
   </w:style>
   <w:style w:customStyle="1" w:styleId="BodyTextChar" w:type="character">
     <w:name w:val="Body Text Char"/>
     <w:basedOn w:val="DefaultParagraphFont"/>
     <w:link w:val="BodyText"/>
-    <w:rPr>
-      <w:rFonts w:ascii="Times New Roman" w:eastAsia="Times New Roman" w:hAnsi="Times New Roman"/>
-      <w:color w:val="000000"/>
-      <w:sz w:val="24"/>
-    </w:rPr>
   </w:style>
   <w:style w:customStyle="1" w:styleId="VerbatimChar" w:type="character">
     <w:name w:val="Verbatim Char"/>
     <w:basedOn w:val="BodyTextChar"/>
     <w:rPr>
-      <w:rFonts w:ascii="Times New Roman" w:eastAsia="Times New Roman" w:hAnsi="Times New Roman"/>
-      <w:color w:val="000000"/>
-      <w:sz w:val="24"/>
+      <w:rFonts w:ascii="Consolas" w:hAnsi="Consolas"/>
+      <w:sz w:val="22"/>
     </w:rPr>
   </w:style>
   <w:style w:customStyle="1" w:styleId="SectionNumber" w:type="character">
     <w:name w:val="Section Number"/>
     <w:basedOn w:val="BodyTextChar"/>
-    <w:rPr>
-      <w:rFonts w:ascii="Times New Roman" w:eastAsia="Times New Roman" w:hAnsi="Times New Roman"/>
-      <w:color w:val="000000"/>
-      <w:sz w:val="24"/>
-    </w:rPr>
   </w:style>
   <w:style w:styleId="FootnoteReference" w:type="character">
     <w:name w:val="Footnote Reference"/>
     <w:basedOn w:val="BodyTextChar"/>
     <w:rPr>
-      <w:rFonts w:ascii="Times New Roman" w:eastAsia="Times New Roman" w:hAnsi="Times New Roman"/>
-      <w:color w:val="000000"/>
-      <w:sz w:val="24"/>
       <w:vertAlign w:val="superscript"/>
     </w:rPr>
   </w:style>
@@ -1272,9 +1111,7 @@
     <w:name w:val="Hyperlink"/>
     <w:basedOn w:val="BodyTextChar"/>
     <w:rPr>
-      <w:rFonts w:ascii="Times New Roman" w:eastAsia="Times New Roman" w:hAnsi="Times New Roman"/>
-      <w:color w:val="000000"/>
-      <w:sz w:val="24"/>
+      <w:color w:themeColor="accent1" w:val="4F81BD"/>
     </w:rPr>
   </w:style>
   <w:style w:styleId="TOCHeading" w:type="paragraph">
@@ -1285,16 +1122,14 @@
     <w:unhideWhenUsed/>
     <w:qFormat/>
     <w:pPr>
-      <w:spacing w:before="240" w:line="276" w:lineRule="auto"/>
-      <w:jc w:val="both"/>
+      <w:spacing w:before="240" w:line="259" w:lineRule="auto"/>
       <w:outlineLvl w:val="9"/>
     </w:pPr>
     <w:rPr>
-      <w:rFonts w:ascii="Times New Roman" w:asciiTheme="majorHAnsi" w:cstheme="majorBidi" w:eastAsia="Times New Roman" w:eastAsiaTheme="majorEastAsia" w:hAnsi="Times New Roman" w:hAnsiTheme="majorHAnsi"/>
+      <w:rFonts w:asciiTheme="majorHAnsi" w:cstheme="majorBidi" w:eastAsiaTheme="majorEastAsia" w:hAnsiTheme="majorHAnsi"/>
       <w:b w:val="0"/>
       <w:bCs w:val="0"/>
-      <w:color w:val="000000"/>
-      <w:sz w:val="24"/>
+      <w:color w:themeColor="accent1" w:themeShade="BF" w:val="365F91"/>
     </w:rPr>
   </w:style>
   <w:style w:type="paragraph" w:customStyle="1" w:styleId="SourceCode">
